--- a/html/complete/1. Foundation/1. Setup and execution/1. HTML setup and execution.docx
+++ b/html/complete/1. Foundation/1. Setup and execution/1. HTML setup and execution.docx
@@ -1498,7 +1498,37 @@
           <w:lang w:eastAsia="en-GB"/>
           <w14:ligatures w14:val="none"/>
         </w:rPr>
-        <w:t xml:space="preserve"> * `&lt;!DOCTYPE html&gt;`:  Declares the document type as HTML5.</w:t>
+        <w:t xml:space="preserve"> </w:t>
+      </w:r>
+      <w:r>
+        <w:rPr>
+          <w:rFonts w:ascii="Avenir Next" w:eastAsia="Times New Roman" w:hAnsi="Avenir Next" w:cs="Courier New"/>
+          <w:b/>
+          <w:bCs/>
+          <w:i/>
+          <w:iCs/>
+          <w:color w:val="575B5F"/>
+          <w:kern w:val="0"/>
+          <w:sz w:val="20"/>
+          <w:szCs w:val="20"/>
+          <w:bdr w:val="none" w:sz="0" w:space="0" w:color="auto" w:frame="1"/>
+          <w:lang w:eastAsia="en-GB"/>
+          <w14:ligatures w14:val="none"/>
+        </w:rPr>
+        <w:t>&lt;!DOCTYPE html&gt;</w:t>
+      </w:r>
+      <w:r>
+        <w:rPr>
+          <w:rFonts w:ascii="Avenir Next" w:eastAsia="Times New Roman" w:hAnsi="Avenir Next" w:cs="Courier New"/>
+          <w:color w:val="575B5F"/>
+          <w:kern w:val="0"/>
+          <w:sz w:val="20"/>
+          <w:szCs w:val="20"/>
+          <w:bdr w:val="none" w:sz="0" w:space="0" w:color="auto" w:frame="1"/>
+          <w:lang w:eastAsia="en-GB"/>
+          <w14:ligatures w14:val="none"/>
+        </w:rPr>
+        <w:t xml:space="preserve">  Declares the document type as HTML5.</w:t>
       </w:r>
     </w:p>
     <w:p>
@@ -1543,9 +1573,61 @@
           <w:lang w:eastAsia="en-GB"/>
           <w14:ligatures w14:val="none"/>
         </w:rPr>
-        <w:t xml:space="preserve"> * `&lt;html lang="</w:t>
+        <w:t xml:space="preserve"> </w:t>
+      </w:r>
+      <w:r>
+        <w:rPr>
+          <w:rFonts w:ascii="Avenir Next" w:eastAsia="Times New Roman" w:hAnsi="Avenir Next" w:cs="Courier New"/>
+          <w:b/>
+          <w:bCs/>
+          <w:i/>
+          <w:iCs/>
+          <w:color w:val="575B5F"/>
+          <w:kern w:val="0"/>
+          <w:sz w:val="20"/>
+          <w:szCs w:val="20"/>
+          <w:bdr w:val="none" w:sz="0" w:space="0" w:color="auto" w:frame="1"/>
+          <w:lang w:eastAsia="en-GB"/>
+          <w14:ligatures w14:val="none"/>
+        </w:rPr>
+        <w:t>&lt;html lang="</w:t>
       </w:r>
       <w:proofErr w:type="spellStart"/>
+      <w:r>
+        <w:rPr>
+          <w:rFonts w:ascii="Avenir Next" w:eastAsia="Times New Roman" w:hAnsi="Avenir Next" w:cs="Courier New"/>
+          <w:b/>
+          <w:bCs/>
+          <w:i/>
+          <w:iCs/>
+          <w:color w:val="575B5F"/>
+          <w:kern w:val="0"/>
+          <w:sz w:val="20"/>
+          <w:szCs w:val="20"/>
+          <w:bdr w:val="none" w:sz="0" w:space="0" w:color="auto" w:frame="1"/>
+          <w:lang w:eastAsia="en-GB"/>
+          <w14:ligatures w14:val="none"/>
+        </w:rPr>
+        <w:t>en</w:t>
+      </w:r>
+      <w:proofErr w:type="spellEnd"/>
+      <w:r>
+        <w:rPr>
+          <w:rFonts w:ascii="Avenir Next" w:eastAsia="Times New Roman" w:hAnsi="Avenir Next" w:cs="Courier New"/>
+          <w:b/>
+          <w:bCs/>
+          <w:i/>
+          <w:iCs/>
+          <w:color w:val="575B5F"/>
+          <w:kern w:val="0"/>
+          <w:sz w:val="20"/>
+          <w:szCs w:val="20"/>
+          <w:bdr w:val="none" w:sz="0" w:space="0" w:color="auto" w:frame="1"/>
+          <w:lang w:eastAsia="en-GB"/>
+          <w14:ligatures w14:val="none"/>
+        </w:rPr>
+        <w:t>"&gt;</w:t>
+      </w:r>
       <w:r>
         <w:rPr>
           <w:rFonts w:ascii="Avenir Next" w:eastAsia="Times New Roman" w:hAnsi="Avenir Next" w:cs="Courier New"/>
@@ -1557,9 +1639,8 @@
           <w:lang w:eastAsia="en-GB"/>
           <w14:ligatures w14:val="none"/>
         </w:rPr>
-        <w:t>en</w:t>
-      </w:r>
-      <w:proofErr w:type="spellEnd"/>
+        <w:t xml:space="preserve"> </w:t>
+      </w:r>
       <w:r>
         <w:rPr>
           <w:rFonts w:ascii="Avenir Next" w:eastAsia="Times New Roman" w:hAnsi="Avenir Next" w:cs="Courier New"/>
@@ -1571,7 +1652,7 @@
           <w:lang w:eastAsia="en-GB"/>
           <w14:ligatures w14:val="none"/>
         </w:rPr>
-        <w:t>"&gt;`: The root element of the HTML document. `lang="</w:t>
+        <w:t>The root element of the HTML document. `lang="</w:t>
       </w:r>
       <w:proofErr w:type="spellStart"/>
       <w:r>
@@ -2680,88 +2761,22 @@
     </w:p>
     <w:p>
       <w:pPr>
-        <w:ind w:left="720"/>
-        <w:rPr>
-          <w:rFonts w:ascii="Avenir Next" w:eastAsia="Times New Roman" w:hAnsi="Avenir Next" w:cs="Times New Roman"/>
-          <w:color w:val="575B5F"/>
-          <w:kern w:val="0"/>
-          <w:sz w:val="20"/>
-          <w:szCs w:val="20"/>
-          <w:lang w:eastAsia="en-GB"/>
-          <w14:ligatures w14:val="none"/>
-        </w:rPr>
-      </w:pPr>
-      <w:r>
-        <w:rPr>
-          <w:rFonts w:ascii="Avenir Next" w:eastAsia="Times New Roman" w:hAnsi="Avenir Next" w:cs="Times New Roman"/>
-          <w:color w:val="575B5F"/>
-          <w:kern w:val="0"/>
-          <w:sz w:val="20"/>
-          <w:szCs w:val="20"/>
-          <w:bdr w:val="none" w:sz="0" w:space="0" w:color="auto" w:frame="1"/>
-          <w:lang w:eastAsia="en-GB"/>
-          <w14:ligatures w14:val="none"/>
-        </w:rPr>
-        <w:t>Bash</w:t>
-      </w:r>
-    </w:p>
-    <w:p>
-      <w:pPr>
-        <w:tabs>
-          <w:tab w:val="left" w:pos="916"/>
-          <w:tab w:val="left" w:pos="1832"/>
-          <w:tab w:val="left" w:pos="2748"/>
-          <w:tab w:val="left" w:pos="3664"/>
-          <w:tab w:val="left" w:pos="4580"/>
-          <w:tab w:val="left" w:pos="5496"/>
-          <w:tab w:val="left" w:pos="6412"/>
-          <w:tab w:val="left" w:pos="7328"/>
-          <w:tab w:val="left" w:pos="8244"/>
-          <w:tab w:val="left" w:pos="9160"/>
-          <w:tab w:val="left" w:pos="10076"/>
-          <w:tab w:val="left" w:pos="10992"/>
-          <w:tab w:val="left" w:pos="11908"/>
-          <w:tab w:val="left" w:pos="12824"/>
-          <w:tab w:val="left" w:pos="13740"/>
-          <w:tab w:val="left" w:pos="14656"/>
-        </w:tabs>
-        <w:ind w:left="720"/>
-        <w:rPr>
-          <w:rFonts w:ascii="Avenir Next" w:eastAsia="Times New Roman" w:hAnsi="Avenir Next" w:cs="Courier New"/>
-          <w:color w:val="575B5F"/>
-          <w:kern w:val="0"/>
-          <w:sz w:val="20"/>
-          <w:szCs w:val="20"/>
-          <w:bdr w:val="none" w:sz="0" w:space="0" w:color="auto" w:frame="1"/>
-          <w:lang w:eastAsia="en-GB"/>
-          <w14:ligatures w14:val="none"/>
+        <w:pStyle w:val="terminal"/>
+        <w:rPr>
+          <w:bdr w:val="none" w:sz="0" w:space="0" w:color="auto" w:frame="1"/>
         </w:rPr>
       </w:pPr>
       <w:proofErr w:type="spellStart"/>
       <w:r>
         <w:rPr>
-          <w:rFonts w:ascii="Avenir Next" w:eastAsia="Times New Roman" w:hAnsi="Avenir Next" w:cs="Courier New"/>
-          <w:color w:val="575B5F"/>
-          <w:kern w:val="0"/>
-          <w:sz w:val="20"/>
-          <w:szCs w:val="20"/>
-          <w:bdr w:val="none" w:sz="0" w:space="0" w:color="auto" w:frame="1"/>
-          <w:lang w:eastAsia="en-GB"/>
-          <w14:ligatures w14:val="none"/>
+          <w:bdr w:val="none" w:sz="0" w:space="0" w:color="auto" w:frame="1"/>
         </w:rPr>
         <w:t>npm</w:t>
       </w:r>
       <w:proofErr w:type="spellEnd"/>
       <w:r>
         <w:rPr>
-          <w:rFonts w:ascii="Avenir Next" w:eastAsia="Times New Roman" w:hAnsi="Avenir Next" w:cs="Courier New"/>
-          <w:color w:val="575B5F"/>
-          <w:kern w:val="0"/>
-          <w:sz w:val="20"/>
-          <w:szCs w:val="20"/>
-          <w:bdr w:val="none" w:sz="0" w:space="0" w:color="auto" w:frame="1"/>
-          <w:lang w:eastAsia="en-GB"/>
-          <w14:ligatures w14:val="none"/>
+          <w:bdr w:val="none" w:sz="0" w:space="0" w:color="auto" w:frame="1"/>
         </w:rPr>
         <w:t xml:space="preserve"> install -g http-server</w:t>
       </w:r>
@@ -2850,114 +2865,28 @@
     </w:p>
     <w:p>
       <w:pPr>
-        <w:ind w:left="720"/>
-        <w:rPr>
-          <w:rFonts w:ascii="Avenir Next" w:eastAsia="Times New Roman" w:hAnsi="Avenir Next" w:cs="Times New Roman"/>
-          <w:color w:val="575B5F"/>
-          <w:kern w:val="0"/>
-          <w:sz w:val="20"/>
-          <w:szCs w:val="20"/>
-          <w:lang w:eastAsia="en-GB"/>
-          <w14:ligatures w14:val="none"/>
-        </w:rPr>
-      </w:pPr>
-      <w:r>
-        <w:rPr>
-          <w:rFonts w:ascii="Avenir Next" w:eastAsia="Times New Roman" w:hAnsi="Avenir Next" w:cs="Times New Roman"/>
-          <w:color w:val="575B5F"/>
-          <w:kern w:val="0"/>
-          <w:sz w:val="20"/>
-          <w:szCs w:val="20"/>
-          <w:bdr w:val="none" w:sz="0" w:space="0" w:color="auto" w:frame="1"/>
-          <w:lang w:eastAsia="en-GB"/>
-          <w14:ligatures w14:val="none"/>
-        </w:rPr>
-        <w:t>Bash</w:t>
-      </w:r>
-    </w:p>
-    <w:p>
-      <w:pPr>
-        <w:tabs>
-          <w:tab w:val="left" w:pos="916"/>
-          <w:tab w:val="left" w:pos="1832"/>
-          <w:tab w:val="left" w:pos="2748"/>
-          <w:tab w:val="left" w:pos="3664"/>
-          <w:tab w:val="left" w:pos="4580"/>
-          <w:tab w:val="left" w:pos="5496"/>
-          <w:tab w:val="left" w:pos="6412"/>
-          <w:tab w:val="left" w:pos="7328"/>
-          <w:tab w:val="left" w:pos="8244"/>
-          <w:tab w:val="left" w:pos="9160"/>
-          <w:tab w:val="left" w:pos="10076"/>
-          <w:tab w:val="left" w:pos="10992"/>
-          <w:tab w:val="left" w:pos="11908"/>
-          <w:tab w:val="left" w:pos="12824"/>
-          <w:tab w:val="left" w:pos="13740"/>
-          <w:tab w:val="left" w:pos="14656"/>
-        </w:tabs>
-        <w:ind w:left="720"/>
-        <w:rPr>
-          <w:rFonts w:ascii="Avenir Next" w:eastAsia="Times New Roman" w:hAnsi="Avenir Next" w:cs="Courier New"/>
-          <w:color w:val="575B5F"/>
-          <w:kern w:val="0"/>
-          <w:sz w:val="20"/>
-          <w:szCs w:val="20"/>
-          <w:bdr w:val="none" w:sz="0" w:space="0" w:color="auto" w:frame="1"/>
-          <w:lang w:eastAsia="en-GB"/>
-          <w14:ligatures w14:val="none"/>
-        </w:rPr>
-      </w:pPr>
-      <w:r>
-        <w:rPr>
-          <w:rFonts w:ascii="Avenir Next" w:eastAsia="Times New Roman" w:hAnsi="Avenir Next" w:cs="Courier New"/>
-          <w:color w:val="1967D2"/>
-          <w:kern w:val="0"/>
-          <w:sz w:val="20"/>
-          <w:szCs w:val="20"/>
-          <w:bdr w:val="none" w:sz="0" w:space="0" w:color="auto" w:frame="1"/>
-          <w:lang w:eastAsia="en-GB"/>
-          <w14:ligatures w14:val="none"/>
-        </w:rPr>
-        <w:t>cd</w:t>
-      </w:r>
-      <w:r>
-        <w:rPr>
-          <w:rFonts w:ascii="Avenir Next" w:eastAsia="Times New Roman" w:hAnsi="Avenir Next" w:cs="Courier New"/>
-          <w:color w:val="575B5F"/>
-          <w:kern w:val="0"/>
-          <w:sz w:val="20"/>
-          <w:szCs w:val="20"/>
-          <w:bdr w:val="none" w:sz="0" w:space="0" w:color="auto" w:frame="1"/>
-          <w:lang w:eastAsia="en-GB"/>
-          <w14:ligatures w14:val="none"/>
-        </w:rPr>
-        <w:t xml:space="preserve"> </w:t>
+        <w:pStyle w:val="terminal"/>
+        <w:rPr>
+          <w:bdr w:val="none" w:sz="0" w:space="0" w:color="auto" w:frame="1"/>
+        </w:rPr>
+      </w:pPr>
+      <w:r>
+        <w:rPr>
+          <w:bdr w:val="none" w:sz="0" w:space="0" w:color="auto" w:frame="1"/>
+        </w:rPr>
+        <w:t xml:space="preserve">cd </w:t>
       </w:r>
       <w:proofErr w:type="spellStart"/>
       <w:r>
         <w:rPr>
-          <w:rFonts w:ascii="Avenir Next" w:eastAsia="Times New Roman" w:hAnsi="Avenir Next" w:cs="Courier New"/>
-          <w:color w:val="575B5F"/>
-          <w:kern w:val="0"/>
-          <w:sz w:val="20"/>
-          <w:szCs w:val="20"/>
-          <w:bdr w:val="none" w:sz="0" w:space="0" w:color="auto" w:frame="1"/>
-          <w:lang w:eastAsia="en-GB"/>
-          <w14:ligatures w14:val="none"/>
+          <w:bdr w:val="none" w:sz="0" w:space="0" w:color="auto" w:frame="1"/>
         </w:rPr>
         <w:t>my_website</w:t>
       </w:r>
       <w:proofErr w:type="spellEnd"/>
       <w:r>
         <w:rPr>
-          <w:rFonts w:ascii="Avenir Next" w:eastAsia="Times New Roman" w:hAnsi="Avenir Next" w:cs="Courier New"/>
-          <w:color w:val="575B5F"/>
-          <w:kern w:val="0"/>
-          <w:sz w:val="20"/>
-          <w:szCs w:val="20"/>
-          <w:bdr w:val="none" w:sz="0" w:space="0" w:color="auto" w:frame="1"/>
-          <w:lang w:eastAsia="en-GB"/>
-          <w14:ligatures w14:val="none"/>
+          <w:bdr w:val="none" w:sz="0" w:space="0" w:color="auto" w:frame="1"/>
         </w:rPr>
         <w:t xml:space="preserve"> </w:t>
       </w:r>
@@ -3014,7 +2943,7 @@
         <w:spacing w:before="120" w:after="120"/>
         <w:rPr>
           <w:rFonts w:ascii="Avenir Next" w:eastAsia="Times New Roman" w:hAnsi="Avenir Next" w:cs="Times New Roman"/>
-          <w:color w:val="1B1C1D"/>
+          <w:color w:val="575B5F"/>
           <w:kern w:val="0"/>
           <w:sz w:val="20"/>
           <w:szCs w:val="20"/>
@@ -3037,73 +2966,14 @@
     </w:p>
     <w:p>
       <w:pPr>
-        <w:ind w:left="720"/>
-        <w:rPr>
-          <w:rFonts w:ascii="Avenir Next" w:eastAsia="Times New Roman" w:hAnsi="Avenir Next" w:cs="Times New Roman"/>
-          <w:color w:val="575B5F"/>
-          <w:kern w:val="0"/>
-          <w:sz w:val="20"/>
-          <w:szCs w:val="20"/>
-          <w:lang w:eastAsia="en-GB"/>
-          <w14:ligatures w14:val="none"/>
-        </w:rPr>
-      </w:pPr>
-      <w:r>
-        <w:rPr>
-          <w:rFonts w:ascii="Avenir Next" w:eastAsia="Times New Roman" w:hAnsi="Avenir Next" w:cs="Times New Roman"/>
-          <w:color w:val="575B5F"/>
-          <w:kern w:val="0"/>
-          <w:sz w:val="20"/>
-          <w:szCs w:val="20"/>
-          <w:bdr w:val="none" w:sz="0" w:space="0" w:color="auto" w:frame="1"/>
-          <w:lang w:eastAsia="en-GB"/>
-          <w14:ligatures w14:val="none"/>
-        </w:rPr>
-        <w:t>Bash</w:t>
-      </w:r>
-    </w:p>
-    <w:p>
-      <w:pPr>
-        <w:tabs>
-          <w:tab w:val="left" w:pos="916"/>
-          <w:tab w:val="left" w:pos="1832"/>
-          <w:tab w:val="left" w:pos="2748"/>
-          <w:tab w:val="left" w:pos="3664"/>
-          <w:tab w:val="left" w:pos="4580"/>
-          <w:tab w:val="left" w:pos="5496"/>
-          <w:tab w:val="left" w:pos="6412"/>
-          <w:tab w:val="left" w:pos="7328"/>
-          <w:tab w:val="left" w:pos="8244"/>
-          <w:tab w:val="left" w:pos="9160"/>
-          <w:tab w:val="left" w:pos="10076"/>
-          <w:tab w:val="left" w:pos="10992"/>
-          <w:tab w:val="left" w:pos="11908"/>
-          <w:tab w:val="left" w:pos="12824"/>
-          <w:tab w:val="left" w:pos="13740"/>
-          <w:tab w:val="left" w:pos="14656"/>
-        </w:tabs>
-        <w:ind w:left="720"/>
-        <w:rPr>
-          <w:rFonts w:ascii="Avenir Next" w:eastAsia="Times New Roman" w:hAnsi="Avenir Next" w:cs="Courier New"/>
-          <w:color w:val="575B5F"/>
-          <w:kern w:val="0"/>
-          <w:sz w:val="20"/>
-          <w:szCs w:val="20"/>
-          <w:bdr w:val="none" w:sz="0" w:space="0" w:color="auto" w:frame="1"/>
-          <w:lang w:eastAsia="en-GB"/>
-          <w14:ligatures w14:val="none"/>
-        </w:rPr>
-      </w:pPr>
-      <w:r>
-        <w:rPr>
-          <w:rFonts w:ascii="Avenir Next" w:eastAsia="Times New Roman" w:hAnsi="Avenir Next" w:cs="Courier New"/>
-          <w:color w:val="575B5F"/>
-          <w:kern w:val="0"/>
-          <w:sz w:val="20"/>
-          <w:szCs w:val="20"/>
-          <w:bdr w:val="none" w:sz="0" w:space="0" w:color="auto" w:frame="1"/>
-          <w:lang w:eastAsia="en-GB"/>
-          <w14:ligatures w14:val="none"/>
+        <w:pStyle w:val="terminal"/>
+        <w:rPr>
+          <w:bdr w:val="none" w:sz="0" w:space="0" w:color="auto" w:frame="1"/>
+        </w:rPr>
+      </w:pPr>
+      <w:r>
+        <w:rPr>
+          <w:bdr w:val="none" w:sz="0" w:space="0" w:color="auto" w:frame="1"/>
         </w:rPr>
         <w:t>http-server</w:t>
       </w:r>
@@ -3584,7 +3454,593 @@
     </w:p>
     <w:p>
       <w:pPr>
+        <w:pStyle w:val="terminal"/>
+        <w:rPr>
+          <w:bdr w:val="none" w:sz="0" w:space="0" w:color="auto" w:frame="1"/>
+        </w:rPr>
+      </w:pPr>
+      <w:r>
+        <w:rPr>
+          <w:bdr w:val="none" w:sz="0" w:space="0" w:color="auto" w:frame="1"/>
+        </w:rPr>
+        <w:t xml:space="preserve">http-server my_page.html </w:t>
+      </w:r>
+    </w:p>
+    <w:p>
+      <w:pPr>
+        <w:numPr>
+          <w:ilvl w:val="0"/>
+          <w:numId w:val="8"/>
+        </w:numPr>
+        <w:rPr>
+          <w:rFonts w:ascii="Avenir Next" w:eastAsia="Times New Roman" w:hAnsi="Avenir Next" w:cs="Times New Roman"/>
+          <w:color w:val="1B1C1D"/>
+          <w:kern w:val="0"/>
+          <w:sz w:val="20"/>
+          <w:szCs w:val="20"/>
+          <w:lang w:eastAsia="en-GB"/>
+          <w14:ligatures w14:val="none"/>
+        </w:rPr>
+      </w:pPr>
+      <w:r>
+        <w:rPr>
+          <w:rFonts w:ascii="Avenir Next" w:eastAsia="Times New Roman" w:hAnsi="Avenir Next" w:cs="Times New Roman"/>
+          <w:b/>
+          <w:bCs/>
+          <w:color w:val="1B1C1D"/>
+          <w:kern w:val="0"/>
+          <w:sz w:val="20"/>
+          <w:szCs w:val="20"/>
+          <w:bdr w:val="none" w:sz="0" w:space="0" w:color="auto" w:frame="1"/>
+          <w:lang w:eastAsia="en-GB"/>
+          <w14:ligatures w14:val="none"/>
+        </w:rPr>
+        <w:t>Changing the port:</w:t>
+      </w:r>
+      <w:r>
+        <w:rPr>
+          <w:rFonts w:ascii="Avenir Next" w:eastAsia="Times New Roman" w:hAnsi="Avenir Next" w:cs="Times New Roman"/>
+          <w:color w:val="1B1C1D"/>
+          <w:kern w:val="0"/>
+          <w:sz w:val="20"/>
+          <w:szCs w:val="20"/>
+          <w:lang w:eastAsia="en-GB"/>
+          <w14:ligatures w14:val="none"/>
+        </w:rPr>
+        <w:t xml:space="preserve"> If you need to use a different port (e.g., port 80), you can specify it with the </w:t>
+      </w:r>
+      <w:r>
+        <w:rPr>
+          <w:rFonts w:ascii="Avenir Next" w:eastAsia="Times New Roman" w:hAnsi="Avenir Next" w:cs="Courier New"/>
+          <w:color w:val="575B5F"/>
+          <w:kern w:val="0"/>
+          <w:sz w:val="20"/>
+          <w:szCs w:val="20"/>
+          <w:bdr w:val="none" w:sz="0" w:space="0" w:color="auto" w:frame="1"/>
+          <w:lang w:eastAsia="en-GB"/>
+          <w14:ligatures w14:val="none"/>
+        </w:rPr>
+        <w:t>-p</w:t>
+      </w:r>
+      <w:r>
+        <w:rPr>
+          <w:rFonts w:ascii="Avenir Next" w:eastAsia="Times New Roman" w:hAnsi="Avenir Next" w:cs="Times New Roman"/>
+          <w:color w:val="1B1C1D"/>
+          <w:kern w:val="0"/>
+          <w:sz w:val="20"/>
+          <w:szCs w:val="20"/>
+          <w:lang w:eastAsia="en-GB"/>
+          <w14:ligatures w14:val="none"/>
+        </w:rPr>
+        <w:t xml:space="preserve"> option: </w:t>
+      </w:r>
+    </w:p>
+    <w:p>
+      <w:pPr>
         <w:ind w:left="720"/>
+        <w:rPr>
+          <w:rFonts w:ascii="Avenir Next" w:eastAsia="Times New Roman" w:hAnsi="Avenir Next" w:cs="Times New Roman"/>
+          <w:color w:val="575B5F"/>
+          <w:kern w:val="0"/>
+          <w:sz w:val="20"/>
+          <w:szCs w:val="20"/>
+          <w:lang w:eastAsia="en-GB"/>
+          <w14:ligatures w14:val="none"/>
+        </w:rPr>
+      </w:pPr>
+      <w:r>
+        <w:rPr>
+          <w:rFonts w:ascii="Avenir Next" w:eastAsia="Times New Roman" w:hAnsi="Avenir Next" w:cs="Times New Roman"/>
+          <w:color w:val="575B5F"/>
+          <w:kern w:val="0"/>
+          <w:sz w:val="20"/>
+          <w:szCs w:val="20"/>
+          <w:bdr w:val="none" w:sz="0" w:space="0" w:color="auto" w:frame="1"/>
+          <w:lang w:eastAsia="en-GB"/>
+          <w14:ligatures w14:val="none"/>
+        </w:rPr>
+        <w:t>Bash</w:t>
+      </w:r>
+    </w:p>
+    <w:p>
+      <w:pPr>
+        <w:pStyle w:val="commandstyle"/>
+      </w:pPr>
+      <w:r>
+        <w:t>http-server -p 80</w:t>
+      </w:r>
+    </w:p>
+    <w:p>
+      <w:pPr>
+        <w:numPr>
+          <w:ilvl w:val="0"/>
+          <w:numId w:val="8"/>
+        </w:numPr>
+        <w:rPr>
+          <w:rFonts w:ascii="Avenir Next" w:eastAsia="Times New Roman" w:hAnsi="Avenir Next" w:cs="Times New Roman"/>
+          <w:color w:val="1B1C1D"/>
+          <w:kern w:val="0"/>
+          <w:sz w:val="20"/>
+          <w:szCs w:val="20"/>
+          <w:lang w:eastAsia="en-GB"/>
+          <w14:ligatures w14:val="none"/>
+        </w:rPr>
+      </w:pPr>
+      <w:r>
+        <w:rPr>
+          <w:rFonts w:ascii="Avenir Next" w:eastAsia="Times New Roman" w:hAnsi="Avenir Next" w:cs="Times New Roman"/>
+          <w:b/>
+          <w:bCs/>
+          <w:color w:val="1B1C1D"/>
+          <w:kern w:val="0"/>
+          <w:sz w:val="20"/>
+          <w:szCs w:val="20"/>
+          <w:bdr w:val="none" w:sz="0" w:space="0" w:color="auto" w:frame="1"/>
+          <w:lang w:eastAsia="en-GB"/>
+          <w14:ligatures w14:val="none"/>
+        </w:rPr>
+        <w:lastRenderedPageBreak/>
+        <w:t>More options:</w:t>
+      </w:r>
+      <w:r>
+        <w:rPr>
+          <w:rFonts w:ascii="Avenir Next" w:eastAsia="Times New Roman" w:hAnsi="Avenir Next" w:cs="Times New Roman"/>
+          <w:color w:val="1B1C1D"/>
+          <w:kern w:val="0"/>
+          <w:sz w:val="20"/>
+          <w:szCs w:val="20"/>
+          <w:lang w:eastAsia="en-GB"/>
+          <w14:ligatures w14:val="none"/>
+        </w:rPr>
+        <w:t xml:space="preserve"> </w:t>
+      </w:r>
+      <w:r>
+        <w:rPr>
+          <w:rFonts w:ascii="Avenir Next" w:eastAsia="Times New Roman" w:hAnsi="Avenir Next" w:cs="Courier New"/>
+          <w:color w:val="575B5F"/>
+          <w:kern w:val="0"/>
+          <w:sz w:val="20"/>
+          <w:szCs w:val="20"/>
+          <w:bdr w:val="none" w:sz="0" w:space="0" w:color="auto" w:frame="1"/>
+          <w:lang w:eastAsia="en-GB"/>
+          <w14:ligatures w14:val="none"/>
+        </w:rPr>
+        <w:t>http-server</w:t>
+      </w:r>
+      <w:r>
+        <w:rPr>
+          <w:rFonts w:ascii="Avenir Next" w:eastAsia="Times New Roman" w:hAnsi="Avenir Next" w:cs="Times New Roman"/>
+          <w:color w:val="1B1C1D"/>
+          <w:kern w:val="0"/>
+          <w:sz w:val="20"/>
+          <w:szCs w:val="20"/>
+          <w:lang w:eastAsia="en-GB"/>
+          <w14:ligatures w14:val="none"/>
+        </w:rPr>
+        <w:t xml:space="preserve"> has other options you can explore. Run </w:t>
+      </w:r>
+      <w:r>
+        <w:rPr>
+          <w:rFonts w:ascii="Avenir Next" w:eastAsia="Times New Roman" w:hAnsi="Avenir Next" w:cs="Courier New"/>
+          <w:color w:val="575B5F"/>
+          <w:kern w:val="0"/>
+          <w:sz w:val="20"/>
+          <w:szCs w:val="20"/>
+          <w:bdr w:val="none" w:sz="0" w:space="0" w:color="auto" w:frame="1"/>
+          <w:lang w:eastAsia="en-GB"/>
+          <w14:ligatures w14:val="none"/>
+        </w:rPr>
+        <w:t>http-server --help</w:t>
+      </w:r>
+      <w:r>
+        <w:rPr>
+          <w:rFonts w:ascii="Avenir Next" w:eastAsia="Times New Roman" w:hAnsi="Avenir Next" w:cs="Times New Roman"/>
+          <w:color w:val="1B1C1D"/>
+          <w:kern w:val="0"/>
+          <w:sz w:val="20"/>
+          <w:szCs w:val="20"/>
+          <w:lang w:eastAsia="en-GB"/>
+          <w14:ligatures w14:val="none"/>
+        </w:rPr>
+        <w:t xml:space="preserve"> in your terminal to see the available options.</w:t>
+      </w:r>
+    </w:p>
+    <w:p>
+      <w:pPr>
+        <w:spacing w:before="240" w:after="240"/>
+        <w:rPr>
+          <w:rFonts w:ascii="Avenir Next" w:eastAsia="Times New Roman" w:hAnsi="Avenir Next" w:cs="Times New Roman"/>
+          <w:color w:val="1B1C1D"/>
+          <w:kern w:val="0"/>
+          <w:sz w:val="20"/>
+          <w:szCs w:val="20"/>
+          <w:lang w:eastAsia="en-GB"/>
+          <w14:ligatures w14:val="none"/>
+        </w:rPr>
+      </w:pPr>
+      <w:r>
+        <w:rPr>
+          <w:rFonts w:ascii="Avenir Next" w:eastAsia="Times New Roman" w:hAnsi="Avenir Next" w:cs="Times New Roman"/>
+          <w:color w:val="1B1C1D"/>
+          <w:kern w:val="0"/>
+          <w:sz w:val="20"/>
+          <w:szCs w:val="20"/>
+          <w:lang w:eastAsia="en-GB"/>
+          <w14:ligatures w14:val="none"/>
+        </w:rPr>
+        <w:t>If you have any trouble, double-check that you're in the correct directory and that your HTML file is named correctly.</w:t>
+      </w:r>
+    </w:p>
+    <w:p>
+      <w:pPr>
+        <w:rPr>
+          <w:rFonts w:ascii="Avenir Next" w:hAnsi="Avenir Next"/>
+          <w:b/>
+          <w:bCs/>
+          <w:sz w:val="20"/>
+          <w:szCs w:val="20"/>
+        </w:rPr>
+      </w:pPr>
+      <w:r>
+        <w:rPr>
+          <w:rFonts w:ascii="Avenir Next" w:hAnsi="Avenir Next"/>
+          <w:b/>
+          <w:bCs/>
+          <w:sz w:val="20"/>
+          <w:szCs w:val="20"/>
+        </w:rPr>
+        <w:t xml:space="preserve">Deploy Website/page </w:t>
+      </w:r>
+    </w:p>
+    <w:p>
+      <w:pPr>
+        <w:spacing w:after="240"/>
+        <w:rPr>
+          <w:rFonts w:ascii="Avenir Next" w:eastAsia="Times New Roman" w:hAnsi="Avenir Next" w:cs="Times New Roman"/>
+          <w:color w:val="1B1C1D"/>
+          <w:kern w:val="0"/>
+          <w:sz w:val="20"/>
+          <w:szCs w:val="20"/>
+          <w:lang w:eastAsia="en-GB"/>
+          <w14:ligatures w14:val="none"/>
+        </w:rPr>
+      </w:pPr>
+      <w:r>
+        <w:rPr>
+          <w:rFonts w:ascii="Avenir Next" w:eastAsia="Times New Roman" w:hAnsi="Avenir Next" w:cs="Times New Roman"/>
+          <w:color w:val="1B1C1D"/>
+          <w:kern w:val="0"/>
+          <w:sz w:val="20"/>
+          <w:szCs w:val="20"/>
+          <w:lang w:eastAsia="en-GB"/>
+          <w14:ligatures w14:val="none"/>
+        </w:rPr>
+        <w:t>Let's walk through deploying your webpage to Surge, GitHub Pages, and Netlify. These are all excellent options, each with slightly different strengths.</w:t>
+      </w:r>
+    </w:p>
+    <w:p>
+      <w:pPr>
+        <w:rPr>
+          <w:rFonts w:ascii="Avenir Next" w:eastAsia="Times New Roman" w:hAnsi="Avenir Next" w:cs="Times New Roman"/>
+          <w:color w:val="1B1C1D"/>
+          <w:kern w:val="0"/>
+          <w:sz w:val="20"/>
+          <w:szCs w:val="20"/>
+          <w:lang w:eastAsia="en-GB"/>
+          <w14:ligatures w14:val="none"/>
+        </w:rPr>
+      </w:pPr>
+      <w:r>
+        <w:rPr>
+          <w:rFonts w:ascii="Avenir Next" w:eastAsia="Times New Roman" w:hAnsi="Avenir Next" w:cs="Times New Roman"/>
+          <w:b/>
+          <w:bCs/>
+          <w:color w:val="1B1C1D"/>
+          <w:kern w:val="0"/>
+          <w:sz w:val="20"/>
+          <w:szCs w:val="20"/>
+          <w:bdr w:val="none" w:sz="0" w:space="0" w:color="auto" w:frame="1"/>
+          <w:lang w:eastAsia="en-GB"/>
+          <w14:ligatures w14:val="none"/>
+        </w:rPr>
+        <w:t>1. Surge (Easiest for simple static sites):</w:t>
+      </w:r>
+    </w:p>
+    <w:p>
+      <w:pPr>
+        <w:spacing w:before="240" w:after="120"/>
+        <w:rPr>
+          <w:rFonts w:ascii="Avenir Next" w:eastAsia="Times New Roman" w:hAnsi="Avenir Next" w:cs="Times New Roman"/>
+          <w:color w:val="1B1C1D"/>
+          <w:kern w:val="0"/>
+          <w:sz w:val="20"/>
+          <w:szCs w:val="20"/>
+          <w:lang w:eastAsia="en-GB"/>
+          <w14:ligatures w14:val="none"/>
+        </w:rPr>
+      </w:pPr>
+      <w:r>
+        <w:rPr>
+          <w:rFonts w:ascii="Avenir Next" w:eastAsia="Times New Roman" w:hAnsi="Avenir Next" w:cs="Times New Roman"/>
+          <w:color w:val="1B1C1D"/>
+          <w:kern w:val="0"/>
+          <w:sz w:val="20"/>
+          <w:szCs w:val="20"/>
+          <w:lang w:eastAsia="en-GB"/>
+          <w14:ligatures w14:val="none"/>
+        </w:rPr>
+        <w:t>Surge is fantastic for quickly deploying static websites (HTML, CSS, JavaScript).</w:t>
+      </w:r>
+    </w:p>
+    <w:p>
+      <w:pPr>
+        <w:numPr>
+          <w:ilvl w:val="0"/>
+          <w:numId w:val="9"/>
+        </w:numPr>
+        <w:rPr>
+          <w:rFonts w:ascii="Avenir Next" w:eastAsia="Times New Roman" w:hAnsi="Avenir Next" w:cs="Times New Roman"/>
+          <w:color w:val="1B1C1D"/>
+          <w:kern w:val="0"/>
+          <w:sz w:val="20"/>
+          <w:szCs w:val="20"/>
+          <w:lang w:eastAsia="en-GB"/>
+          <w14:ligatures w14:val="none"/>
+        </w:rPr>
+      </w:pPr>
+      <w:r>
+        <w:rPr>
+          <w:rFonts w:ascii="Avenir Next" w:eastAsia="Times New Roman" w:hAnsi="Avenir Next" w:cs="Times New Roman"/>
+          <w:b/>
+          <w:bCs/>
+          <w:color w:val="1B1C1D"/>
+          <w:kern w:val="0"/>
+          <w:sz w:val="20"/>
+          <w:szCs w:val="20"/>
+          <w:bdr w:val="none" w:sz="0" w:space="0" w:color="auto" w:frame="1"/>
+          <w:lang w:eastAsia="en-GB"/>
+          <w14:ligatures w14:val="none"/>
+        </w:rPr>
+        <w:t>Install Surge:</w:t>
+      </w:r>
+      <w:r>
+        <w:rPr>
+          <w:rFonts w:ascii="Avenir Next" w:eastAsia="Times New Roman" w:hAnsi="Avenir Next" w:cs="Times New Roman"/>
+          <w:color w:val="1B1C1D"/>
+          <w:kern w:val="0"/>
+          <w:sz w:val="20"/>
+          <w:szCs w:val="20"/>
+          <w:lang w:eastAsia="en-GB"/>
+          <w14:ligatures w14:val="none"/>
+        </w:rPr>
+        <w:t xml:space="preserve"> If you don't have it already, install Surge globally using </w:t>
+      </w:r>
+      <w:proofErr w:type="spellStart"/>
+      <w:r>
+        <w:rPr>
+          <w:rFonts w:ascii="Avenir Next" w:eastAsia="Times New Roman" w:hAnsi="Avenir Next" w:cs="Times New Roman"/>
+          <w:color w:val="1B1C1D"/>
+          <w:kern w:val="0"/>
+          <w:sz w:val="20"/>
+          <w:szCs w:val="20"/>
+          <w:lang w:eastAsia="en-GB"/>
+          <w14:ligatures w14:val="none"/>
+        </w:rPr>
+        <w:t>npm</w:t>
+      </w:r>
+      <w:proofErr w:type="spellEnd"/>
+      <w:r>
+        <w:rPr>
+          <w:rFonts w:ascii="Avenir Next" w:eastAsia="Times New Roman" w:hAnsi="Avenir Next" w:cs="Times New Roman"/>
+          <w:color w:val="1B1C1D"/>
+          <w:kern w:val="0"/>
+          <w:sz w:val="20"/>
+          <w:szCs w:val="20"/>
+          <w:lang w:eastAsia="en-GB"/>
+          <w14:ligatures w14:val="none"/>
+        </w:rPr>
+        <w:t>:</w:t>
+      </w:r>
+    </w:p>
+    <w:p>
+      <w:pPr>
+        <w:pStyle w:val="commandstyle"/>
+      </w:pPr>
+      <w:proofErr w:type="spellStart"/>
+      <w:r>
+        <w:t>npm</w:t>
+      </w:r>
+      <w:proofErr w:type="spellEnd"/>
+      <w:r>
+        <w:t xml:space="preserve"> install -g surge</w:t>
+      </w:r>
+    </w:p>
+    <w:p>
+      <w:pPr>
+        <w:numPr>
+          <w:ilvl w:val="0"/>
+          <w:numId w:val="10"/>
+        </w:numPr>
+        <w:rPr>
+          <w:rFonts w:ascii="Avenir Next" w:eastAsia="Times New Roman" w:hAnsi="Avenir Next" w:cs="Times New Roman"/>
+          <w:color w:val="1B1C1D"/>
+          <w:kern w:val="0"/>
+          <w:sz w:val="20"/>
+          <w:szCs w:val="20"/>
+          <w:lang w:eastAsia="en-GB"/>
+          <w14:ligatures w14:val="none"/>
+        </w:rPr>
+      </w:pPr>
+      <w:r>
+        <w:rPr>
+          <w:rFonts w:ascii="Avenir Next" w:eastAsia="Times New Roman" w:hAnsi="Avenir Next" w:cs="Times New Roman"/>
+          <w:b/>
+          <w:bCs/>
+          <w:color w:val="1B1C1D"/>
+          <w:kern w:val="0"/>
+          <w:sz w:val="20"/>
+          <w:szCs w:val="20"/>
+          <w:bdr w:val="none" w:sz="0" w:space="0" w:color="auto" w:frame="1"/>
+          <w:lang w:eastAsia="en-GB"/>
+          <w14:ligatures w14:val="none"/>
+        </w:rPr>
+        <w:t>Navigate to your project directory:</w:t>
+      </w:r>
+      <w:r>
+        <w:rPr>
+          <w:rFonts w:ascii="Avenir Next" w:eastAsia="Times New Roman" w:hAnsi="Avenir Next" w:cs="Times New Roman"/>
+          <w:color w:val="1B1C1D"/>
+          <w:kern w:val="0"/>
+          <w:sz w:val="20"/>
+          <w:szCs w:val="20"/>
+          <w:lang w:eastAsia="en-GB"/>
+          <w14:ligatures w14:val="none"/>
+        </w:rPr>
+        <w:t xml:space="preserve"> In your terminal, use </w:t>
+      </w:r>
+      <w:r>
+        <w:rPr>
+          <w:rFonts w:ascii="Avenir Next" w:eastAsia="Times New Roman" w:hAnsi="Avenir Next" w:cs="Courier New"/>
+          <w:color w:val="575B5F"/>
+          <w:kern w:val="0"/>
+          <w:sz w:val="20"/>
+          <w:szCs w:val="20"/>
+          <w:bdr w:val="none" w:sz="0" w:space="0" w:color="auto" w:frame="1"/>
+          <w:lang w:eastAsia="en-GB"/>
+          <w14:ligatures w14:val="none"/>
+        </w:rPr>
+        <w:t>cd</w:t>
+      </w:r>
+      <w:r>
+        <w:rPr>
+          <w:rFonts w:ascii="Avenir Next" w:eastAsia="Times New Roman" w:hAnsi="Avenir Next" w:cs="Times New Roman"/>
+          <w:color w:val="1B1C1D"/>
+          <w:kern w:val="0"/>
+          <w:sz w:val="20"/>
+          <w:szCs w:val="20"/>
+          <w:lang w:eastAsia="en-GB"/>
+          <w14:ligatures w14:val="none"/>
+        </w:rPr>
+        <w:t xml:space="preserve"> to navigate to the directory containing your HTML file (and any other assets).</w:t>
+      </w:r>
+    </w:p>
+    <w:p>
+      <w:pPr>
+        <w:numPr>
+          <w:ilvl w:val="0"/>
+          <w:numId w:val="10"/>
+        </w:numPr>
+        <w:rPr>
+          <w:rFonts w:ascii="Avenir Next" w:eastAsia="Times New Roman" w:hAnsi="Avenir Next" w:cs="Times New Roman"/>
+          <w:color w:val="1B1C1D"/>
+          <w:kern w:val="0"/>
+          <w:sz w:val="20"/>
+          <w:szCs w:val="20"/>
+          <w:lang w:eastAsia="en-GB"/>
+          <w14:ligatures w14:val="none"/>
+        </w:rPr>
+      </w:pPr>
+      <w:r>
+        <w:rPr>
+          <w:rFonts w:ascii="Avenir Next" w:eastAsia="Times New Roman" w:hAnsi="Avenir Next" w:cs="Times New Roman"/>
+          <w:b/>
+          <w:bCs/>
+          <w:color w:val="1B1C1D"/>
+          <w:kern w:val="0"/>
+          <w:sz w:val="20"/>
+          <w:szCs w:val="20"/>
+          <w:bdr w:val="none" w:sz="0" w:space="0" w:color="auto" w:frame="1"/>
+          <w:lang w:eastAsia="en-GB"/>
+          <w14:ligatures w14:val="none"/>
+        </w:rPr>
+        <w:t>Deploy:</w:t>
+      </w:r>
+      <w:r>
+        <w:rPr>
+          <w:rFonts w:ascii="Avenir Next" w:eastAsia="Times New Roman" w:hAnsi="Avenir Next" w:cs="Times New Roman"/>
+          <w:color w:val="1B1C1D"/>
+          <w:kern w:val="0"/>
+          <w:sz w:val="20"/>
+          <w:szCs w:val="20"/>
+          <w:lang w:eastAsia="en-GB"/>
+          <w14:ligatures w14:val="none"/>
+        </w:rPr>
+        <w:t xml:space="preserve"> Run the </w:t>
+      </w:r>
+      <w:r>
+        <w:rPr>
+          <w:rFonts w:ascii="Avenir Next" w:eastAsia="Times New Roman" w:hAnsi="Avenir Next" w:cs="Courier New"/>
+          <w:color w:val="575B5F"/>
+          <w:kern w:val="0"/>
+          <w:sz w:val="20"/>
+          <w:szCs w:val="20"/>
+          <w:bdr w:val="none" w:sz="0" w:space="0" w:color="auto" w:frame="1"/>
+          <w:lang w:eastAsia="en-GB"/>
+          <w14:ligatures w14:val="none"/>
+        </w:rPr>
+        <w:t>surge</w:t>
+      </w:r>
+      <w:r>
+        <w:rPr>
+          <w:rFonts w:ascii="Avenir Next" w:eastAsia="Times New Roman" w:hAnsi="Avenir Next" w:cs="Times New Roman"/>
+          <w:color w:val="1B1C1D"/>
+          <w:kern w:val="0"/>
+          <w:sz w:val="20"/>
+          <w:szCs w:val="20"/>
+          <w:lang w:eastAsia="en-GB"/>
+          <w14:ligatures w14:val="none"/>
+        </w:rPr>
+        <w:t xml:space="preserve"> command:</w:t>
+      </w:r>
+    </w:p>
+    <w:p>
+      <w:pPr>
+        <w:spacing w:before="240" w:after="240"/>
+        <w:rPr>
+          <w:rFonts w:ascii="Avenir Next" w:eastAsia="Times New Roman" w:hAnsi="Avenir Next" w:cs="Times New Roman"/>
+          <w:color w:val="1B1C1D"/>
+          <w:kern w:val="0"/>
+          <w:sz w:val="20"/>
+          <w:szCs w:val="20"/>
+          <w:lang w:eastAsia="en-GB"/>
+          <w14:ligatures w14:val="none"/>
+        </w:rPr>
+      </w:pPr>
+      <w:r>
+        <w:rPr>
+          <w:rFonts w:ascii="Avenir Next" w:eastAsia="Times New Roman" w:hAnsi="Avenir Next" w:cs="Times New Roman"/>
+          <w:color w:val="1B1C1D"/>
+          <w:kern w:val="0"/>
+          <w:sz w:val="20"/>
+          <w:szCs w:val="20"/>
+          <w:lang w:eastAsia="en-GB"/>
+          <w14:ligatures w14:val="none"/>
+        </w:rPr>
+        <w:t>&lt;!-- end list --&gt;</w:t>
+      </w:r>
+    </w:p>
+    <w:p>
+      <w:pPr>
         <w:rPr>
           <w:rFonts w:ascii="Avenir Next" w:eastAsia="Times New Roman" w:hAnsi="Avenir Next" w:cs="Times New Roman"/>
           <w:color w:val="575B5F"/>
@@ -3629,7 +4085,6 @@
           <w:tab w:val="left" w:pos="13740"/>
           <w:tab w:val="left" w:pos="14656"/>
         </w:tabs>
-        <w:ind w:left="720"/>
         <w:rPr>
           <w:rFonts w:ascii="Avenir Next" w:eastAsia="Times New Roman" w:hAnsi="Avenir Next" w:cs="Courier New"/>
           <w:color w:val="575B5F"/>
@@ -3652,103 +4107,33 @@
           <w:lang w:eastAsia="en-GB"/>
           <w14:ligatures w14:val="none"/>
         </w:rPr>
-        <w:t xml:space="preserve">http-server my_page.html </w:t>
-      </w:r>
-    </w:p>
-    <w:p>
-      <w:pPr>
-        <w:numPr>
-          <w:ilvl w:val="0"/>
-          <w:numId w:val="8"/>
-        </w:numPr>
-        <w:rPr>
-          <w:rFonts w:ascii="Avenir Next" w:eastAsia="Times New Roman" w:hAnsi="Avenir Next" w:cs="Times New Roman"/>
-          <w:color w:val="1B1C1D"/>
-          <w:kern w:val="0"/>
-          <w:sz w:val="20"/>
-          <w:szCs w:val="20"/>
-          <w:lang w:eastAsia="en-GB"/>
-          <w14:ligatures w14:val="none"/>
-        </w:rPr>
-      </w:pPr>
-      <w:r>
-        <w:rPr>
-          <w:rFonts w:ascii="Avenir Next" w:eastAsia="Times New Roman" w:hAnsi="Avenir Next" w:cs="Times New Roman"/>
-          <w:b/>
-          <w:bCs/>
-          <w:color w:val="1B1C1D"/>
-          <w:kern w:val="0"/>
-          <w:sz w:val="20"/>
-          <w:szCs w:val="20"/>
-          <w:bdr w:val="none" w:sz="0" w:space="0" w:color="auto" w:frame="1"/>
-          <w:lang w:eastAsia="en-GB"/>
-          <w14:ligatures w14:val="none"/>
-        </w:rPr>
-        <w:t>Changing the port:</w:t>
-      </w:r>
-      <w:r>
-        <w:rPr>
-          <w:rFonts w:ascii="Avenir Next" w:eastAsia="Times New Roman" w:hAnsi="Avenir Next" w:cs="Times New Roman"/>
-          <w:color w:val="1B1C1D"/>
-          <w:kern w:val="0"/>
-          <w:sz w:val="20"/>
-          <w:szCs w:val="20"/>
-          <w:lang w:eastAsia="en-GB"/>
-          <w14:ligatures w14:val="none"/>
-        </w:rPr>
-        <w:t xml:space="preserve"> If you need to use a different port (e.g., port 80), you can specify it with the </w:t>
-      </w:r>
-      <w:r>
-        <w:rPr>
-          <w:rFonts w:ascii="Avenir Next" w:eastAsia="Times New Roman" w:hAnsi="Avenir Next" w:cs="Courier New"/>
-          <w:color w:val="575B5F"/>
-          <w:kern w:val="0"/>
-          <w:sz w:val="20"/>
-          <w:szCs w:val="20"/>
-          <w:bdr w:val="none" w:sz="0" w:space="0" w:color="auto" w:frame="1"/>
-          <w:lang w:eastAsia="en-GB"/>
-          <w14:ligatures w14:val="none"/>
-        </w:rPr>
-        <w:t>-p</w:t>
-      </w:r>
-      <w:r>
-        <w:rPr>
-          <w:rFonts w:ascii="Avenir Next" w:eastAsia="Times New Roman" w:hAnsi="Avenir Next" w:cs="Times New Roman"/>
-          <w:color w:val="1B1C1D"/>
-          <w:kern w:val="0"/>
-          <w:sz w:val="20"/>
-          <w:szCs w:val="20"/>
-          <w:lang w:eastAsia="en-GB"/>
-          <w14:ligatures w14:val="none"/>
-        </w:rPr>
-        <w:t xml:space="preserve"> option: </w:t>
-      </w:r>
-    </w:p>
-    <w:p>
-      <w:pPr>
-        <w:ind w:left="720"/>
-        <w:rPr>
-          <w:rFonts w:ascii="Avenir Next" w:eastAsia="Times New Roman" w:hAnsi="Avenir Next" w:cs="Times New Roman"/>
-          <w:color w:val="575B5F"/>
-          <w:kern w:val="0"/>
-          <w:sz w:val="20"/>
-          <w:szCs w:val="20"/>
-          <w:lang w:eastAsia="en-GB"/>
-          <w14:ligatures w14:val="none"/>
-        </w:rPr>
-      </w:pPr>
-      <w:r>
-        <w:rPr>
-          <w:rFonts w:ascii="Avenir Next" w:eastAsia="Times New Roman" w:hAnsi="Avenir Next" w:cs="Times New Roman"/>
-          <w:color w:val="575B5F"/>
-          <w:kern w:val="0"/>
-          <w:sz w:val="20"/>
-          <w:szCs w:val="20"/>
-          <w:bdr w:val="none" w:sz="0" w:space="0" w:color="auto" w:frame="1"/>
-          <w:lang w:eastAsia="en-GB"/>
-          <w14:ligatures w14:val="none"/>
-        </w:rPr>
-        <w:t>Bash</w:t>
+        <w:t>surge</w:t>
+      </w:r>
+    </w:p>
+    <w:p>
+      <w:pPr>
+        <w:spacing w:before="240" w:after="240"/>
+        <w:rPr>
+          <w:rFonts w:ascii="Avenir Next" w:eastAsia="Times New Roman" w:hAnsi="Avenir Next" w:cs="Times New Roman"/>
+          <w:color w:val="1B1C1D"/>
+          <w:kern w:val="0"/>
+          <w:sz w:val="20"/>
+          <w:szCs w:val="20"/>
+          <w:lang w:eastAsia="en-GB"/>
+          <w14:ligatures w14:val="none"/>
+        </w:rPr>
+      </w:pPr>
+      <w:r>
+        <w:rPr>
+          <w:rFonts w:ascii="Avenir Next" w:eastAsia="Times New Roman" w:hAnsi="Avenir Next" w:cs="Times New Roman"/>
+          <w:color w:val="1B1C1D"/>
+          <w:kern w:val="0"/>
+          <w:sz w:val="20"/>
+          <w:szCs w:val="20"/>
+          <w:lang w:eastAsia="en-GB"/>
+          <w14:ligatures w14:val="none"/>
+        </w:rPr>
+        <w:t>Surge will guide you through the process. It will ask you:</w:t>
       </w:r>
     </w:p>
     <w:p>
@@ -3771,7 +4156,6 @@
           <w:tab w:val="left" w:pos="13740"/>
           <w:tab w:val="left" w:pos="14656"/>
         </w:tabs>
-        <w:ind w:left="720"/>
         <w:rPr>
           <w:rFonts w:ascii="Avenir Next" w:eastAsia="Times New Roman" w:hAnsi="Avenir Next" w:cs="Courier New"/>
           <w:color w:val="575B5F"/>
@@ -3794,351 +4178,7 @@
           <w:lang w:eastAsia="en-GB"/>
           <w14:ligatures w14:val="none"/>
         </w:rPr>
-        <w:t>http-server -p 80</w:t>
-      </w:r>
-    </w:p>
-    <w:p>
-      <w:pPr>
-        <w:numPr>
-          <w:ilvl w:val="0"/>
-          <w:numId w:val="8"/>
-        </w:numPr>
-        <w:rPr>
-          <w:rFonts w:ascii="Avenir Next" w:eastAsia="Times New Roman" w:hAnsi="Avenir Next" w:cs="Times New Roman"/>
-          <w:color w:val="1B1C1D"/>
-          <w:kern w:val="0"/>
-          <w:sz w:val="20"/>
-          <w:szCs w:val="20"/>
-          <w:lang w:eastAsia="en-GB"/>
-          <w14:ligatures w14:val="none"/>
-        </w:rPr>
-      </w:pPr>
-      <w:r>
-        <w:rPr>
-          <w:rFonts w:ascii="Avenir Next" w:eastAsia="Times New Roman" w:hAnsi="Avenir Next" w:cs="Times New Roman"/>
-          <w:b/>
-          <w:bCs/>
-          <w:color w:val="1B1C1D"/>
-          <w:kern w:val="0"/>
-          <w:sz w:val="20"/>
-          <w:szCs w:val="20"/>
-          <w:bdr w:val="none" w:sz="0" w:space="0" w:color="auto" w:frame="1"/>
-          <w:lang w:eastAsia="en-GB"/>
-          <w14:ligatures w14:val="none"/>
-        </w:rPr>
-        <w:lastRenderedPageBreak/>
-        <w:t>More options:</w:t>
-      </w:r>
-      <w:r>
-        <w:rPr>
-          <w:rFonts w:ascii="Avenir Next" w:eastAsia="Times New Roman" w:hAnsi="Avenir Next" w:cs="Times New Roman"/>
-          <w:color w:val="1B1C1D"/>
-          <w:kern w:val="0"/>
-          <w:sz w:val="20"/>
-          <w:szCs w:val="20"/>
-          <w:lang w:eastAsia="en-GB"/>
-          <w14:ligatures w14:val="none"/>
-        </w:rPr>
-        <w:t xml:space="preserve"> </w:t>
-      </w:r>
-      <w:r>
-        <w:rPr>
-          <w:rFonts w:ascii="Avenir Next" w:eastAsia="Times New Roman" w:hAnsi="Avenir Next" w:cs="Courier New"/>
-          <w:color w:val="575B5F"/>
-          <w:kern w:val="0"/>
-          <w:sz w:val="20"/>
-          <w:szCs w:val="20"/>
-          <w:bdr w:val="none" w:sz="0" w:space="0" w:color="auto" w:frame="1"/>
-          <w:lang w:eastAsia="en-GB"/>
-          <w14:ligatures w14:val="none"/>
-        </w:rPr>
-        <w:t>http-server</w:t>
-      </w:r>
-      <w:r>
-        <w:rPr>
-          <w:rFonts w:ascii="Avenir Next" w:eastAsia="Times New Roman" w:hAnsi="Avenir Next" w:cs="Times New Roman"/>
-          <w:color w:val="1B1C1D"/>
-          <w:kern w:val="0"/>
-          <w:sz w:val="20"/>
-          <w:szCs w:val="20"/>
-          <w:lang w:eastAsia="en-GB"/>
-          <w14:ligatures w14:val="none"/>
-        </w:rPr>
-        <w:t xml:space="preserve"> has other options you can explore. Run </w:t>
-      </w:r>
-      <w:r>
-        <w:rPr>
-          <w:rFonts w:ascii="Avenir Next" w:eastAsia="Times New Roman" w:hAnsi="Avenir Next" w:cs="Courier New"/>
-          <w:color w:val="575B5F"/>
-          <w:kern w:val="0"/>
-          <w:sz w:val="20"/>
-          <w:szCs w:val="20"/>
-          <w:bdr w:val="none" w:sz="0" w:space="0" w:color="auto" w:frame="1"/>
-          <w:lang w:eastAsia="en-GB"/>
-          <w14:ligatures w14:val="none"/>
-        </w:rPr>
-        <w:t>http-server --help</w:t>
-      </w:r>
-      <w:r>
-        <w:rPr>
-          <w:rFonts w:ascii="Avenir Next" w:eastAsia="Times New Roman" w:hAnsi="Avenir Next" w:cs="Times New Roman"/>
-          <w:color w:val="1B1C1D"/>
-          <w:kern w:val="0"/>
-          <w:sz w:val="20"/>
-          <w:szCs w:val="20"/>
-          <w:lang w:eastAsia="en-GB"/>
-          <w14:ligatures w14:val="none"/>
-        </w:rPr>
-        <w:t xml:space="preserve"> in your terminal to see the available options.</w:t>
-      </w:r>
-    </w:p>
-    <w:p>
-      <w:pPr>
-        <w:spacing w:before="240" w:after="240"/>
-        <w:rPr>
-          <w:rFonts w:ascii="Avenir Next" w:eastAsia="Times New Roman" w:hAnsi="Avenir Next" w:cs="Times New Roman"/>
-          <w:color w:val="1B1C1D"/>
-          <w:kern w:val="0"/>
-          <w:sz w:val="20"/>
-          <w:szCs w:val="20"/>
-          <w:lang w:eastAsia="en-GB"/>
-          <w14:ligatures w14:val="none"/>
-        </w:rPr>
-      </w:pPr>
-      <w:r>
-        <w:rPr>
-          <w:rFonts w:ascii="Avenir Next" w:eastAsia="Times New Roman" w:hAnsi="Avenir Next" w:cs="Times New Roman"/>
-          <w:color w:val="1B1C1D"/>
-          <w:kern w:val="0"/>
-          <w:sz w:val="20"/>
-          <w:szCs w:val="20"/>
-          <w:lang w:eastAsia="en-GB"/>
-          <w14:ligatures w14:val="none"/>
-        </w:rPr>
-        <w:t>If you have any trouble, double-check that you're in the correct directory and that your HTML file is named correctly.</w:t>
-      </w:r>
-    </w:p>
-    <w:p>
-      <w:pPr>
-        <w:rPr>
-          <w:rFonts w:ascii="Avenir Next" w:hAnsi="Avenir Next"/>
-          <w:b/>
-          <w:bCs/>
-          <w:sz w:val="20"/>
-          <w:szCs w:val="20"/>
-        </w:rPr>
-      </w:pPr>
-      <w:r>
-        <w:rPr>
-          <w:rFonts w:ascii="Avenir Next" w:hAnsi="Avenir Next"/>
-          <w:b/>
-          <w:bCs/>
-          <w:sz w:val="20"/>
-          <w:szCs w:val="20"/>
-        </w:rPr>
-        <w:t xml:space="preserve">Deploy Website/page </w:t>
-      </w:r>
-    </w:p>
-    <w:p>
-      <w:pPr>
-        <w:spacing w:after="240"/>
-        <w:rPr>
-          <w:rFonts w:ascii="Avenir Next" w:eastAsia="Times New Roman" w:hAnsi="Avenir Next" w:cs="Times New Roman"/>
-          <w:color w:val="1B1C1D"/>
-          <w:kern w:val="0"/>
-          <w:sz w:val="20"/>
-          <w:szCs w:val="20"/>
-          <w:lang w:eastAsia="en-GB"/>
-          <w14:ligatures w14:val="none"/>
-        </w:rPr>
-      </w:pPr>
-      <w:r>
-        <w:rPr>
-          <w:rFonts w:ascii="Avenir Next" w:eastAsia="Times New Roman" w:hAnsi="Avenir Next" w:cs="Times New Roman"/>
-          <w:color w:val="1B1C1D"/>
-          <w:kern w:val="0"/>
-          <w:sz w:val="20"/>
-          <w:szCs w:val="20"/>
-          <w:lang w:eastAsia="en-GB"/>
-          <w14:ligatures w14:val="none"/>
-        </w:rPr>
-        <w:t>Let's walk through deploying your webpage to Surge, GitHub Pages, and Netlify. These are all excellent options, each with slightly different strengths.</w:t>
-      </w:r>
-    </w:p>
-    <w:p>
-      <w:pPr>
-        <w:rPr>
-          <w:rFonts w:ascii="Avenir Next" w:eastAsia="Times New Roman" w:hAnsi="Avenir Next" w:cs="Times New Roman"/>
-          <w:color w:val="1B1C1D"/>
-          <w:kern w:val="0"/>
-          <w:sz w:val="20"/>
-          <w:szCs w:val="20"/>
-          <w:lang w:eastAsia="en-GB"/>
-          <w14:ligatures w14:val="none"/>
-        </w:rPr>
-      </w:pPr>
-      <w:r>
-        <w:rPr>
-          <w:rFonts w:ascii="Avenir Next" w:eastAsia="Times New Roman" w:hAnsi="Avenir Next" w:cs="Times New Roman"/>
-          <w:b/>
-          <w:bCs/>
-          <w:color w:val="1B1C1D"/>
-          <w:kern w:val="0"/>
-          <w:sz w:val="20"/>
-          <w:szCs w:val="20"/>
-          <w:bdr w:val="none" w:sz="0" w:space="0" w:color="auto" w:frame="1"/>
-          <w:lang w:eastAsia="en-GB"/>
-          <w14:ligatures w14:val="none"/>
-        </w:rPr>
-        <w:t>1. Surge (Easiest for simple static sites):</w:t>
-      </w:r>
-    </w:p>
-    <w:p>
-      <w:pPr>
-        <w:spacing w:before="240" w:after="120"/>
-        <w:rPr>
-          <w:rFonts w:ascii="Avenir Next" w:eastAsia="Times New Roman" w:hAnsi="Avenir Next" w:cs="Times New Roman"/>
-          <w:color w:val="1B1C1D"/>
-          <w:kern w:val="0"/>
-          <w:sz w:val="20"/>
-          <w:szCs w:val="20"/>
-          <w:lang w:eastAsia="en-GB"/>
-          <w14:ligatures w14:val="none"/>
-        </w:rPr>
-      </w:pPr>
-      <w:r>
-        <w:rPr>
-          <w:rFonts w:ascii="Avenir Next" w:eastAsia="Times New Roman" w:hAnsi="Avenir Next" w:cs="Times New Roman"/>
-          <w:color w:val="1B1C1D"/>
-          <w:kern w:val="0"/>
-          <w:sz w:val="20"/>
-          <w:szCs w:val="20"/>
-          <w:lang w:eastAsia="en-GB"/>
-          <w14:ligatures w14:val="none"/>
-        </w:rPr>
-        <w:t>Surge is fantastic for quickly deploying static websites (HTML, CSS, JavaScript).</w:t>
-      </w:r>
-    </w:p>
-    <w:p>
-      <w:pPr>
-        <w:numPr>
-          <w:ilvl w:val="0"/>
-          <w:numId w:val="9"/>
-        </w:numPr>
-        <w:rPr>
-          <w:rFonts w:ascii="Avenir Next" w:eastAsia="Times New Roman" w:hAnsi="Avenir Next" w:cs="Times New Roman"/>
-          <w:color w:val="1B1C1D"/>
-          <w:kern w:val="0"/>
-          <w:sz w:val="20"/>
-          <w:szCs w:val="20"/>
-          <w:lang w:eastAsia="en-GB"/>
-          <w14:ligatures w14:val="none"/>
-        </w:rPr>
-      </w:pPr>
-      <w:r>
-        <w:rPr>
-          <w:rFonts w:ascii="Avenir Next" w:eastAsia="Times New Roman" w:hAnsi="Avenir Next" w:cs="Times New Roman"/>
-          <w:b/>
-          <w:bCs/>
-          <w:color w:val="1B1C1D"/>
-          <w:kern w:val="0"/>
-          <w:sz w:val="20"/>
-          <w:szCs w:val="20"/>
-          <w:bdr w:val="none" w:sz="0" w:space="0" w:color="auto" w:frame="1"/>
-          <w:lang w:eastAsia="en-GB"/>
-          <w14:ligatures w14:val="none"/>
-        </w:rPr>
-        <w:t>Install Surge:</w:t>
-      </w:r>
-      <w:r>
-        <w:rPr>
-          <w:rFonts w:ascii="Avenir Next" w:eastAsia="Times New Roman" w:hAnsi="Avenir Next" w:cs="Times New Roman"/>
-          <w:color w:val="1B1C1D"/>
-          <w:kern w:val="0"/>
-          <w:sz w:val="20"/>
-          <w:szCs w:val="20"/>
-          <w:lang w:eastAsia="en-GB"/>
-          <w14:ligatures w14:val="none"/>
-        </w:rPr>
-        <w:t xml:space="preserve"> If you don't have it already, install Surge globally using </w:t>
-      </w:r>
-      <w:proofErr w:type="spellStart"/>
-      <w:r>
-        <w:rPr>
-          <w:rFonts w:ascii="Avenir Next" w:eastAsia="Times New Roman" w:hAnsi="Avenir Next" w:cs="Times New Roman"/>
-          <w:color w:val="1B1C1D"/>
-          <w:kern w:val="0"/>
-          <w:sz w:val="20"/>
-          <w:szCs w:val="20"/>
-          <w:lang w:eastAsia="en-GB"/>
-          <w14:ligatures w14:val="none"/>
-        </w:rPr>
-        <w:t>npm</w:t>
-      </w:r>
-      <w:proofErr w:type="spellEnd"/>
-      <w:r>
-        <w:rPr>
-          <w:rFonts w:ascii="Avenir Next" w:eastAsia="Times New Roman" w:hAnsi="Avenir Next" w:cs="Times New Roman"/>
-          <w:color w:val="1B1C1D"/>
-          <w:kern w:val="0"/>
-          <w:sz w:val="20"/>
-          <w:szCs w:val="20"/>
-          <w:lang w:eastAsia="en-GB"/>
-          <w14:ligatures w14:val="none"/>
-        </w:rPr>
-        <w:t>:</w:t>
-      </w:r>
-    </w:p>
-    <w:p>
-      <w:pPr>
-        <w:spacing w:before="240" w:after="240"/>
-        <w:rPr>
-          <w:rFonts w:ascii="Avenir Next" w:eastAsia="Times New Roman" w:hAnsi="Avenir Next" w:cs="Times New Roman"/>
-          <w:color w:val="1B1C1D"/>
-          <w:kern w:val="0"/>
-          <w:sz w:val="20"/>
-          <w:szCs w:val="20"/>
-          <w:lang w:eastAsia="en-GB"/>
-          <w14:ligatures w14:val="none"/>
-        </w:rPr>
-      </w:pPr>
-      <w:r>
-        <w:rPr>
-          <w:rFonts w:ascii="Avenir Next" w:eastAsia="Times New Roman" w:hAnsi="Avenir Next" w:cs="Times New Roman"/>
-          <w:color w:val="1B1C1D"/>
-          <w:kern w:val="0"/>
-          <w:sz w:val="20"/>
-          <w:szCs w:val="20"/>
-          <w:lang w:eastAsia="en-GB"/>
-          <w14:ligatures w14:val="none"/>
-        </w:rPr>
-        <w:t>&lt;!-- end list --&gt;</w:t>
-      </w:r>
-    </w:p>
-    <w:p>
-      <w:pPr>
-        <w:rPr>
-          <w:rFonts w:ascii="Avenir Next" w:eastAsia="Times New Roman" w:hAnsi="Avenir Next" w:cs="Times New Roman"/>
-          <w:color w:val="575B5F"/>
-          <w:kern w:val="0"/>
-          <w:sz w:val="20"/>
-          <w:szCs w:val="20"/>
-          <w:lang w:eastAsia="en-GB"/>
-          <w14:ligatures w14:val="none"/>
-        </w:rPr>
-      </w:pPr>
-      <w:r>
-        <w:rPr>
-          <w:rFonts w:ascii="Avenir Next" w:eastAsia="Times New Roman" w:hAnsi="Avenir Next" w:cs="Times New Roman"/>
-          <w:color w:val="575B5F"/>
-          <w:kern w:val="0"/>
-          <w:sz w:val="20"/>
-          <w:szCs w:val="20"/>
-          <w:bdr w:val="none" w:sz="0" w:space="0" w:color="auto" w:frame="1"/>
-          <w:lang w:eastAsia="en-GB"/>
-          <w14:ligatures w14:val="none"/>
-        </w:rPr>
-        <w:t>Bash</w:t>
+        <w:t>* **Project directory:** Usually, it detects the current directory correctly. Just press Enter if it's right.</w:t>
       </w:r>
     </w:p>
     <w:p>
@@ -4172,372 +4212,6 @@
           <w14:ligatures w14:val="none"/>
         </w:rPr>
       </w:pPr>
-      <w:proofErr w:type="spellStart"/>
-      <w:r>
-        <w:rPr>
-          <w:rFonts w:ascii="Avenir Next" w:eastAsia="Times New Roman" w:hAnsi="Avenir Next" w:cs="Courier New"/>
-          <w:color w:val="575B5F"/>
-          <w:kern w:val="0"/>
-          <w:sz w:val="20"/>
-          <w:szCs w:val="20"/>
-          <w:bdr w:val="none" w:sz="0" w:space="0" w:color="auto" w:frame="1"/>
-          <w:lang w:eastAsia="en-GB"/>
-          <w14:ligatures w14:val="none"/>
-        </w:rPr>
-        <w:t>npm</w:t>
-      </w:r>
-      <w:proofErr w:type="spellEnd"/>
-      <w:r>
-        <w:rPr>
-          <w:rFonts w:ascii="Avenir Next" w:eastAsia="Times New Roman" w:hAnsi="Avenir Next" w:cs="Courier New"/>
-          <w:color w:val="575B5F"/>
-          <w:kern w:val="0"/>
-          <w:sz w:val="20"/>
-          <w:szCs w:val="20"/>
-          <w:bdr w:val="none" w:sz="0" w:space="0" w:color="auto" w:frame="1"/>
-          <w:lang w:eastAsia="en-GB"/>
-          <w14:ligatures w14:val="none"/>
-        </w:rPr>
-        <w:t xml:space="preserve"> install -g surge</w:t>
-      </w:r>
-    </w:p>
-    <w:p>
-      <w:pPr>
-        <w:numPr>
-          <w:ilvl w:val="0"/>
-          <w:numId w:val="10"/>
-        </w:numPr>
-        <w:rPr>
-          <w:rFonts w:ascii="Avenir Next" w:eastAsia="Times New Roman" w:hAnsi="Avenir Next" w:cs="Times New Roman"/>
-          <w:color w:val="1B1C1D"/>
-          <w:kern w:val="0"/>
-          <w:sz w:val="20"/>
-          <w:szCs w:val="20"/>
-          <w:lang w:eastAsia="en-GB"/>
-          <w14:ligatures w14:val="none"/>
-        </w:rPr>
-      </w:pPr>
-      <w:r>
-        <w:rPr>
-          <w:rFonts w:ascii="Avenir Next" w:eastAsia="Times New Roman" w:hAnsi="Avenir Next" w:cs="Times New Roman"/>
-          <w:b/>
-          <w:bCs/>
-          <w:color w:val="1B1C1D"/>
-          <w:kern w:val="0"/>
-          <w:sz w:val="20"/>
-          <w:szCs w:val="20"/>
-          <w:bdr w:val="none" w:sz="0" w:space="0" w:color="auto" w:frame="1"/>
-          <w:lang w:eastAsia="en-GB"/>
-          <w14:ligatures w14:val="none"/>
-        </w:rPr>
-        <w:t>Navigate to your project directory:</w:t>
-      </w:r>
-      <w:r>
-        <w:rPr>
-          <w:rFonts w:ascii="Avenir Next" w:eastAsia="Times New Roman" w:hAnsi="Avenir Next" w:cs="Times New Roman"/>
-          <w:color w:val="1B1C1D"/>
-          <w:kern w:val="0"/>
-          <w:sz w:val="20"/>
-          <w:szCs w:val="20"/>
-          <w:lang w:eastAsia="en-GB"/>
-          <w14:ligatures w14:val="none"/>
-        </w:rPr>
-        <w:t xml:space="preserve"> In your terminal, use </w:t>
-      </w:r>
-      <w:r>
-        <w:rPr>
-          <w:rFonts w:ascii="Avenir Next" w:eastAsia="Times New Roman" w:hAnsi="Avenir Next" w:cs="Courier New"/>
-          <w:color w:val="575B5F"/>
-          <w:kern w:val="0"/>
-          <w:sz w:val="20"/>
-          <w:szCs w:val="20"/>
-          <w:bdr w:val="none" w:sz="0" w:space="0" w:color="auto" w:frame="1"/>
-          <w:lang w:eastAsia="en-GB"/>
-          <w14:ligatures w14:val="none"/>
-        </w:rPr>
-        <w:t>cd</w:t>
-      </w:r>
-      <w:r>
-        <w:rPr>
-          <w:rFonts w:ascii="Avenir Next" w:eastAsia="Times New Roman" w:hAnsi="Avenir Next" w:cs="Times New Roman"/>
-          <w:color w:val="1B1C1D"/>
-          <w:kern w:val="0"/>
-          <w:sz w:val="20"/>
-          <w:szCs w:val="20"/>
-          <w:lang w:eastAsia="en-GB"/>
-          <w14:ligatures w14:val="none"/>
-        </w:rPr>
-        <w:t xml:space="preserve"> to navigate to the directory containing your HTML file (and any other assets).</w:t>
-      </w:r>
-    </w:p>
-    <w:p>
-      <w:pPr>
-        <w:numPr>
-          <w:ilvl w:val="0"/>
-          <w:numId w:val="10"/>
-        </w:numPr>
-        <w:rPr>
-          <w:rFonts w:ascii="Avenir Next" w:eastAsia="Times New Roman" w:hAnsi="Avenir Next" w:cs="Times New Roman"/>
-          <w:color w:val="1B1C1D"/>
-          <w:kern w:val="0"/>
-          <w:sz w:val="20"/>
-          <w:szCs w:val="20"/>
-          <w:lang w:eastAsia="en-GB"/>
-          <w14:ligatures w14:val="none"/>
-        </w:rPr>
-      </w:pPr>
-      <w:r>
-        <w:rPr>
-          <w:rFonts w:ascii="Avenir Next" w:eastAsia="Times New Roman" w:hAnsi="Avenir Next" w:cs="Times New Roman"/>
-          <w:b/>
-          <w:bCs/>
-          <w:color w:val="1B1C1D"/>
-          <w:kern w:val="0"/>
-          <w:sz w:val="20"/>
-          <w:szCs w:val="20"/>
-          <w:bdr w:val="none" w:sz="0" w:space="0" w:color="auto" w:frame="1"/>
-          <w:lang w:eastAsia="en-GB"/>
-          <w14:ligatures w14:val="none"/>
-        </w:rPr>
-        <w:t>Deploy:</w:t>
-      </w:r>
-      <w:r>
-        <w:rPr>
-          <w:rFonts w:ascii="Avenir Next" w:eastAsia="Times New Roman" w:hAnsi="Avenir Next" w:cs="Times New Roman"/>
-          <w:color w:val="1B1C1D"/>
-          <w:kern w:val="0"/>
-          <w:sz w:val="20"/>
-          <w:szCs w:val="20"/>
-          <w:lang w:eastAsia="en-GB"/>
-          <w14:ligatures w14:val="none"/>
-        </w:rPr>
-        <w:t xml:space="preserve"> Run the </w:t>
-      </w:r>
-      <w:r>
-        <w:rPr>
-          <w:rFonts w:ascii="Avenir Next" w:eastAsia="Times New Roman" w:hAnsi="Avenir Next" w:cs="Courier New"/>
-          <w:color w:val="575B5F"/>
-          <w:kern w:val="0"/>
-          <w:sz w:val="20"/>
-          <w:szCs w:val="20"/>
-          <w:bdr w:val="none" w:sz="0" w:space="0" w:color="auto" w:frame="1"/>
-          <w:lang w:eastAsia="en-GB"/>
-          <w14:ligatures w14:val="none"/>
-        </w:rPr>
-        <w:t>surge</w:t>
-      </w:r>
-      <w:r>
-        <w:rPr>
-          <w:rFonts w:ascii="Avenir Next" w:eastAsia="Times New Roman" w:hAnsi="Avenir Next" w:cs="Times New Roman"/>
-          <w:color w:val="1B1C1D"/>
-          <w:kern w:val="0"/>
-          <w:sz w:val="20"/>
-          <w:szCs w:val="20"/>
-          <w:lang w:eastAsia="en-GB"/>
-          <w14:ligatures w14:val="none"/>
-        </w:rPr>
-        <w:t xml:space="preserve"> command:</w:t>
-      </w:r>
-    </w:p>
-    <w:p>
-      <w:pPr>
-        <w:spacing w:before="240" w:after="240"/>
-        <w:rPr>
-          <w:rFonts w:ascii="Avenir Next" w:eastAsia="Times New Roman" w:hAnsi="Avenir Next" w:cs="Times New Roman"/>
-          <w:color w:val="1B1C1D"/>
-          <w:kern w:val="0"/>
-          <w:sz w:val="20"/>
-          <w:szCs w:val="20"/>
-          <w:lang w:eastAsia="en-GB"/>
-          <w14:ligatures w14:val="none"/>
-        </w:rPr>
-      </w:pPr>
-      <w:r>
-        <w:rPr>
-          <w:rFonts w:ascii="Avenir Next" w:eastAsia="Times New Roman" w:hAnsi="Avenir Next" w:cs="Times New Roman"/>
-          <w:color w:val="1B1C1D"/>
-          <w:kern w:val="0"/>
-          <w:sz w:val="20"/>
-          <w:szCs w:val="20"/>
-          <w:lang w:eastAsia="en-GB"/>
-          <w14:ligatures w14:val="none"/>
-        </w:rPr>
-        <w:t>&lt;!-- end list --&gt;</w:t>
-      </w:r>
-    </w:p>
-    <w:p>
-      <w:pPr>
-        <w:rPr>
-          <w:rFonts w:ascii="Avenir Next" w:eastAsia="Times New Roman" w:hAnsi="Avenir Next" w:cs="Times New Roman"/>
-          <w:color w:val="575B5F"/>
-          <w:kern w:val="0"/>
-          <w:sz w:val="20"/>
-          <w:szCs w:val="20"/>
-          <w:lang w:eastAsia="en-GB"/>
-          <w14:ligatures w14:val="none"/>
-        </w:rPr>
-      </w:pPr>
-      <w:r>
-        <w:rPr>
-          <w:rFonts w:ascii="Avenir Next" w:eastAsia="Times New Roman" w:hAnsi="Avenir Next" w:cs="Times New Roman"/>
-          <w:color w:val="575B5F"/>
-          <w:kern w:val="0"/>
-          <w:sz w:val="20"/>
-          <w:szCs w:val="20"/>
-          <w:bdr w:val="none" w:sz="0" w:space="0" w:color="auto" w:frame="1"/>
-          <w:lang w:eastAsia="en-GB"/>
-          <w14:ligatures w14:val="none"/>
-        </w:rPr>
-        <w:t>Bash</w:t>
-      </w:r>
-    </w:p>
-    <w:p>
-      <w:pPr>
-        <w:tabs>
-          <w:tab w:val="left" w:pos="916"/>
-          <w:tab w:val="left" w:pos="1832"/>
-          <w:tab w:val="left" w:pos="2748"/>
-          <w:tab w:val="left" w:pos="3664"/>
-          <w:tab w:val="left" w:pos="4580"/>
-          <w:tab w:val="left" w:pos="5496"/>
-          <w:tab w:val="left" w:pos="6412"/>
-          <w:tab w:val="left" w:pos="7328"/>
-          <w:tab w:val="left" w:pos="8244"/>
-          <w:tab w:val="left" w:pos="9160"/>
-          <w:tab w:val="left" w:pos="10076"/>
-          <w:tab w:val="left" w:pos="10992"/>
-          <w:tab w:val="left" w:pos="11908"/>
-          <w:tab w:val="left" w:pos="12824"/>
-          <w:tab w:val="left" w:pos="13740"/>
-          <w:tab w:val="left" w:pos="14656"/>
-        </w:tabs>
-        <w:rPr>
-          <w:rFonts w:ascii="Avenir Next" w:eastAsia="Times New Roman" w:hAnsi="Avenir Next" w:cs="Courier New"/>
-          <w:color w:val="575B5F"/>
-          <w:kern w:val="0"/>
-          <w:sz w:val="20"/>
-          <w:szCs w:val="20"/>
-          <w:bdr w:val="none" w:sz="0" w:space="0" w:color="auto" w:frame="1"/>
-          <w:lang w:eastAsia="en-GB"/>
-          <w14:ligatures w14:val="none"/>
-        </w:rPr>
-      </w:pPr>
-      <w:r>
-        <w:rPr>
-          <w:rFonts w:ascii="Avenir Next" w:eastAsia="Times New Roman" w:hAnsi="Avenir Next" w:cs="Courier New"/>
-          <w:color w:val="575B5F"/>
-          <w:kern w:val="0"/>
-          <w:sz w:val="20"/>
-          <w:szCs w:val="20"/>
-          <w:bdr w:val="none" w:sz="0" w:space="0" w:color="auto" w:frame="1"/>
-          <w:lang w:eastAsia="en-GB"/>
-          <w14:ligatures w14:val="none"/>
-        </w:rPr>
-        <w:t>surge</w:t>
-      </w:r>
-    </w:p>
-    <w:p>
-      <w:pPr>
-        <w:spacing w:before="240" w:after="240"/>
-        <w:rPr>
-          <w:rFonts w:ascii="Avenir Next" w:eastAsia="Times New Roman" w:hAnsi="Avenir Next" w:cs="Times New Roman"/>
-          <w:color w:val="1B1C1D"/>
-          <w:kern w:val="0"/>
-          <w:sz w:val="20"/>
-          <w:szCs w:val="20"/>
-          <w:lang w:eastAsia="en-GB"/>
-          <w14:ligatures w14:val="none"/>
-        </w:rPr>
-      </w:pPr>
-      <w:r>
-        <w:rPr>
-          <w:rFonts w:ascii="Avenir Next" w:eastAsia="Times New Roman" w:hAnsi="Avenir Next" w:cs="Times New Roman"/>
-          <w:color w:val="1B1C1D"/>
-          <w:kern w:val="0"/>
-          <w:sz w:val="20"/>
-          <w:szCs w:val="20"/>
-          <w:lang w:eastAsia="en-GB"/>
-          <w14:ligatures w14:val="none"/>
-        </w:rPr>
-        <w:t>Surge will guide you through the process. It will ask you:</w:t>
-      </w:r>
-    </w:p>
-    <w:p>
-      <w:pPr>
-        <w:tabs>
-          <w:tab w:val="left" w:pos="916"/>
-          <w:tab w:val="left" w:pos="1832"/>
-          <w:tab w:val="left" w:pos="2748"/>
-          <w:tab w:val="left" w:pos="3664"/>
-          <w:tab w:val="left" w:pos="4580"/>
-          <w:tab w:val="left" w:pos="5496"/>
-          <w:tab w:val="left" w:pos="6412"/>
-          <w:tab w:val="left" w:pos="7328"/>
-          <w:tab w:val="left" w:pos="8244"/>
-          <w:tab w:val="left" w:pos="9160"/>
-          <w:tab w:val="left" w:pos="10076"/>
-          <w:tab w:val="left" w:pos="10992"/>
-          <w:tab w:val="left" w:pos="11908"/>
-          <w:tab w:val="left" w:pos="12824"/>
-          <w:tab w:val="left" w:pos="13740"/>
-          <w:tab w:val="left" w:pos="14656"/>
-        </w:tabs>
-        <w:rPr>
-          <w:rFonts w:ascii="Avenir Next" w:eastAsia="Times New Roman" w:hAnsi="Avenir Next" w:cs="Courier New"/>
-          <w:color w:val="575B5F"/>
-          <w:kern w:val="0"/>
-          <w:sz w:val="20"/>
-          <w:szCs w:val="20"/>
-          <w:bdr w:val="none" w:sz="0" w:space="0" w:color="auto" w:frame="1"/>
-          <w:lang w:eastAsia="en-GB"/>
-          <w14:ligatures w14:val="none"/>
-        </w:rPr>
-      </w:pPr>
-      <w:r>
-        <w:rPr>
-          <w:rFonts w:ascii="Avenir Next" w:eastAsia="Times New Roman" w:hAnsi="Avenir Next" w:cs="Courier New"/>
-          <w:color w:val="575B5F"/>
-          <w:kern w:val="0"/>
-          <w:sz w:val="20"/>
-          <w:szCs w:val="20"/>
-          <w:bdr w:val="none" w:sz="0" w:space="0" w:color="auto" w:frame="1"/>
-          <w:lang w:eastAsia="en-GB"/>
-          <w14:ligatures w14:val="none"/>
-        </w:rPr>
-        <w:t>* **Project directory:** Usually, it detects the current directory correctly. Just press Enter if it's right.</w:t>
-      </w:r>
-    </w:p>
-    <w:p>
-      <w:pPr>
-        <w:tabs>
-          <w:tab w:val="left" w:pos="916"/>
-          <w:tab w:val="left" w:pos="1832"/>
-          <w:tab w:val="left" w:pos="2748"/>
-          <w:tab w:val="left" w:pos="3664"/>
-          <w:tab w:val="left" w:pos="4580"/>
-          <w:tab w:val="left" w:pos="5496"/>
-          <w:tab w:val="left" w:pos="6412"/>
-          <w:tab w:val="left" w:pos="7328"/>
-          <w:tab w:val="left" w:pos="8244"/>
-          <w:tab w:val="left" w:pos="9160"/>
-          <w:tab w:val="left" w:pos="10076"/>
-          <w:tab w:val="left" w:pos="10992"/>
-          <w:tab w:val="left" w:pos="11908"/>
-          <w:tab w:val="left" w:pos="12824"/>
-          <w:tab w:val="left" w:pos="13740"/>
-          <w:tab w:val="left" w:pos="14656"/>
-        </w:tabs>
-        <w:rPr>
-          <w:rFonts w:ascii="Avenir Next" w:eastAsia="Times New Roman" w:hAnsi="Avenir Next" w:cs="Courier New"/>
-          <w:color w:val="575B5F"/>
-          <w:kern w:val="0"/>
-          <w:sz w:val="20"/>
-          <w:szCs w:val="20"/>
-          <w:bdr w:val="none" w:sz="0" w:space="0" w:color="auto" w:frame="1"/>
-          <w:lang w:eastAsia="en-GB"/>
-          <w14:ligatures w14:val="none"/>
-        </w:rPr>
-      </w:pPr>
       <w:r>
         <w:rPr>
           <w:rFonts w:ascii="Avenir Next" w:eastAsia="Times New Roman" w:hAnsi="Avenir Next" w:cs="Courier New"/>
@@ -5006,7 +4680,6 @@
           <w:lang w:eastAsia="en-GB"/>
           <w14:ligatures w14:val="none"/>
         </w:rPr>
-        <w:lastRenderedPageBreak/>
         <w:t>Save your changes.</w:t>
       </w:r>
     </w:p>
@@ -5039,6 +4712,7 @@
           <w:lang w:eastAsia="en-GB"/>
           <w14:ligatures w14:val="none"/>
         </w:rPr>
+        <w:lastRenderedPageBreak/>
         <w:t>Access your site:</w:t>
       </w:r>
       <w:r>
@@ -8795,6 +8469,75 @@
     <w:basedOn w:val="DefaultParagraphFont"/>
     <w:rsid w:val="003B1867"/>
   </w:style>
+  <w:style w:type="paragraph" w:customStyle="1" w:styleId="terminal">
+    <w:name w:val="terminal"/>
+    <w:basedOn w:val="Normal"/>
+    <w:qFormat/>
+    <w:rsid w:val="00E85DE8"/>
+    <w:pPr>
+      <w:pBdr>
+        <w:top w:val="single" w:sz="4" w:space="1" w:color="auto"/>
+        <w:left w:val="single" w:sz="4" w:space="4" w:color="auto"/>
+        <w:bottom w:val="single" w:sz="4" w:space="1" w:color="auto"/>
+        <w:right w:val="single" w:sz="4" w:space="4" w:color="auto"/>
+      </w:pBdr>
+      <w:shd w:val="clear" w:color="auto" w:fill="262626" w:themeFill="text1" w:themeFillTint="D9"/>
+      <w:spacing w:before="120" w:after="120"/>
+      <w:ind w:left="720"/>
+    </w:pPr>
+    <w:rPr>
+      <w:rFonts w:ascii="Futura Medium" w:eastAsia="Times New Roman" w:hAnsi="Futura Medium" w:cs="Times New Roman"/>
+      <w:i/>
+      <w:color w:val="FFFFFF" w:themeColor="background1"/>
+      <w:kern w:val="0"/>
+      <w:sz w:val="20"/>
+      <w:szCs w:val="20"/>
+      <w:lang w:eastAsia="en-GB"/>
+      <w14:ligatures w14:val="none"/>
+    </w:rPr>
+  </w:style>
+  <w:style w:type="paragraph" w:customStyle="1" w:styleId="commandstyle">
+    <w:name w:val="commandstyle"/>
+    <w:basedOn w:val="Normal"/>
+    <w:qFormat/>
+    <w:rsid w:val="0030058D"/>
+    <w:pPr>
+      <w:shd w:val="clear" w:color="auto" w:fill="000000" w:themeFill="text1"/>
+      <w:tabs>
+        <w:tab w:val="left" w:pos="916"/>
+        <w:tab w:val="left" w:pos="1832"/>
+        <w:tab w:val="left" w:pos="2748"/>
+        <w:tab w:val="left" w:pos="3664"/>
+        <w:tab w:val="left" w:pos="4580"/>
+        <w:tab w:val="left" w:pos="5496"/>
+        <w:tab w:val="left" w:pos="6412"/>
+        <w:tab w:val="left" w:pos="7328"/>
+        <w:tab w:val="left" w:pos="8244"/>
+        <w:tab w:val="left" w:pos="9160"/>
+        <w:tab w:val="left" w:pos="10076"/>
+        <w:tab w:val="left" w:pos="10992"/>
+        <w:tab w:val="left" w:pos="11908"/>
+        <w:tab w:val="left" w:pos="12824"/>
+        <w:tab w:val="left" w:pos="13740"/>
+        <w:tab w:val="left" w:pos="14656"/>
+      </w:tabs>
+      <w:spacing w:line="360" w:lineRule="auto"/>
+      <w:ind w:left="720"/>
+      <w:outlineLvl w:val="1"/>
+    </w:pPr>
+    <w:rPr>
+      <w:rFonts w:eastAsia="Times New Roman" w:cs="Courier New"/>
+      <w:b/>
+      <w:i/>
+      <w:color w:val="FFFFFF" w:themeColor="background1"/>
+      <w:kern w:val="0"/>
+      <w:sz w:val="20"/>
+      <w:szCs w:val="20"/>
+      <w:bdr w:val="none" w:sz="0" w:space="0" w:color="auto" w:frame="1"/>
+      <w:lang w:eastAsia="en-GB"/>
+      <w14:ligatures w14:val="none"/>
+    </w:rPr>
+  </w:style>
 </w:styles>
 </file>
 
